--- a/templates/office/EMP_DEG_110_논리데이터모델설계서.docx
+++ b/templates/office/EMP_DEG_110_논리데이터모델설계서.docx
@@ -28,7 +28,7 @@
           <w:color w:val="64748B"/>
           <w:sz w:val="22"/>
         </w:rPr>
-        <w:t>Logical Data Model Specification - SyncGuard AI</w:t>
+        <w:t>Logical Data Model Specification - SyncFlow AI</w:t>
       </w:r>
     </w:p>
     <w:p>
@@ -56,7 +56,7 @@
           <w:color w:val="334155"/>
           <w:sz w:val="20"/>
         </w:rPr>
-        <w:t>본 문서는 한빛글로벌 SyncGuard AI 시스템의 업무 요구사항과 비즈니스 규칙을 지원하기 위한 논리 엔티티 구조, 관계 정의, 식별자 및 속성 체계를 정의합니다. 본 논리 모델은 제3정규형(3NF)을 준수하며 데이터 중복을 최소화하고 업무 무결성을 보장하도록 설계되었습니다.</w:t>
+        <w:t>본 문서는 한빛글로벌 SyncFlow AI 시스템의 업무 요구사항과 비즈니스 규칙을 지원하기 위한 논리 엔티티 구조, 관계 정의, 식별자 및 속성 체계를 정의합니다. 본 논리 모델은 제3정규형(3NF)을 준수하며 데이터 중복을 최소화하고 업무 무결성을 보장하도록 설계되었습니다.</w:t>
       </w:r>
     </w:p>
     <w:tbl>
@@ -122,7 +122,7 @@
                 <w:color w:val="334155"/>
                 <w:sz w:val="18"/>
               </w:rPr>
-              <w:t>SyncGuard AI 구축 용역</w:t>
+              <w:t>SyncFlow AI 구축 용역</w:t>
             </w:r>
           </w:p>
         </w:tc>
@@ -614,7 +614,7 @@
                 <w:color w:val="1E293B"/>
                 <w:sz w:val="18"/>
               </w:rPr>
-              <w:t>심의 업무 영역 (Claim Review Domain)</w:t>
+              <w:t>검증 업무 영역 (Spec Review Domain)</w:t>
             </w:r>
           </w:p>
         </w:tc>
@@ -632,7 +632,7 @@
           </w:tcPr>
           <w:p>
             <w:r>
-              <w:t>클레임요청(Claim Request), 심의결과(Review Result), 동영상캡처장면(Video Snapshot), 첨부파일(Claim Attachment)</w:t>
+              <w:t>규격·계약요청(Spec Request), 검증결과(Review Result), 동도면스냅샷장면(Video Snapshot), 첨부파일(Spec Attachment)</w:t>
             </w:r>
           </w:p>
         </w:tc>
@@ -658,7 +658,7 @@
                 <w:color w:val="334155"/>
                 <w:sz w:val="18"/>
               </w:rPr>
-              <w:t>심의 접수, 판정 이력, 실시간 상태 추적</w:t>
+              <w:t>검증 접수, 판정 이력, 실시간 상태 추적</w:t>
             </w:r>
           </w:p>
         </w:tc>
@@ -713,7 +713,7 @@
                 <w:color w:val="334155"/>
                 <w:sz w:val="18"/>
               </w:rPr>
-              <w:t>규칙사전(Rule Dictionary), 추천문구(Recommend Phrase), 법령지침(Guideline RAG), 골든셋(Golden Set Eval)</w:t>
+              <w:t>규칙사전(Rule Dictionary), 추천조항(Recommend Phrase), 법령지침(Guideline RAG), 골든셋(Golden Set Eval)</w:t>
             </w:r>
           </w:p>
         </w:tc>
@@ -786,7 +786,7 @@
           </w:tcPr>
           <w:p>
             <w:r>
-              <w:t>ProductLab전성분·실증규격(Ingredient &amp; Evidence), MarketingHub심의연동(MarketingHub Log), [Option] KT레몬검색(Lemon Log)</w:t>
+              <w:t>PLM-Nexus자재BOM·시험검증규격(Ingredient &amp; Evidence), SRM-Portal검증연동(SRM-Portal Log), [Option] HB-Monitor검색(Lemon Log)</w:t>
             </w:r>
           </w:p>
         </w:tc>
@@ -812,7 +812,7 @@
                 <w:color w:val="334155"/>
                 <w:sz w:val="18"/>
               </w:rPr>
-              <w:t>원료/배합 규격, 결재 동기화, 알림 통지</w:t>
+              <w:t>원소재/조성 규격, 결재 동기화, 알림 통지</w:t>
             </w:r>
           </w:p>
         </w:tc>
@@ -867,7 +867,7 @@
                 <w:color w:val="334155"/>
                 <w:sz w:val="18"/>
               </w:rPr>
-              <w:t>사용자(User), 브랜드(Brand), 공통코드(Common Code), 감사로그(Audit Log)</w:t>
+              <w:t>사용자(User), 사업본부(Brand), 공통코드(Common Code), 감사로그(Audit Log)</w:t>
             </w:r>
           </w:p>
         </w:tc>
@@ -893,7 +893,7 @@
                 <w:color w:val="334155"/>
                 <w:sz w:val="18"/>
               </w:rPr>
-              <w:t>사내 SSO 계정, 브랜드 매핑, 보안 감사</w:t>
+              <w:t>사내 SSO 계정, 사업본부 매핑, 보안 감사</w:t>
             </w:r>
           </w:p>
         </w:tc>
@@ -924,7 +924,7 @@
           <w:color w:val="334155"/>
           <w:sz w:val="20"/>
         </w:rPr>
-        <w:t>1) 클레임 요청 ↔ 심의 결과: 1 : N (요청 1건당 수정 제출에 따라 복수 회차 심의 결과 보관 가능)</w:t>
+        <w:t>1) 규격·계약 요청 ↔ 검증 결과: 1 : N (요청 1건당 수정 제출에 따라 복수 회차 검증 결과 보관 가능)</w:t>
       </w:r>
     </w:p>
     <w:p>
@@ -937,7 +937,7 @@
           <w:color w:val="334155"/>
           <w:sz w:val="20"/>
         </w:rPr>
-        <w:t>2) 심의 결과 ↔ 위반 룰셋 매핑: N : M (심의 결과 1건에 다수의 금지/주의 룰셋이 위반으로 검출되며, 룰셋 1건은 여러 심의에서 검출됨)</w:t>
+        <w:t>2) 검증 결과 ↔ 위반 룰셋 매핑: N : M (검증 결과 1건에 다수의 금지/주의 룰셋이 위반으로 검출되며, 룰셋 1건은 여러 검증에서 검출됨)</w:t>
       </w:r>
     </w:p>
     <w:p>
@@ -950,7 +950,7 @@
           <w:color w:val="334155"/>
           <w:sz w:val="20"/>
         </w:rPr>
-        <w:t>3) 제품 브랜드 ↔ 클레임 요청: 1 : N (브랜드 1건당 수백~수천 건의 클레임 요청 귀속)</w:t>
+        <w:t>3) 제품 사업본부 ↔ 규격·계약 요청: 1 : N (사업본부 1건당 수백~수천 건의 규격·계약 요청 귀속)</w:t>
       </w:r>
     </w:p>
     <w:p>
@@ -958,7 +958,7 @@
         <w:spacing w:after="80" w:line="288" w:lineRule="auto"/>
       </w:pPr>
       <w:r>
-        <w:t>4) 클레임 요청 ↔ 첨부 파일 및 동영상 캡처 스냅샷: 1 : N (요청 1건당 PPTX/PDF/긴JPG 시안 파일 및 동영상 사용자 지정 캡처 장면 이미지 복수 연결)</w:t>
+        <w:t>4) 규격·계약 요청 ↔ 첨부 파일 및 동도면 스냅샷 스냅샷: 1 : N (요청 1건당 PPTX/PDF/긴JPG 계약·도서 파일 및 설계도면 사용자 지정 도면 스냅샷 이미지 복수 연결)</w:t>
       </w:r>
     </w:p>
     <w:sectPr>
@@ -1028,7 +1028,7 @@
         <w:color w:val="94A3B8"/>
         <w:sz w:val="17"/>
       </w:rPr>
-      <w:t>SyncGuard AI 시스템 구축 | 논리 데이터 모델 설계서 (EMP_DEG_110 v1.0)</w:t>
+      <w:t>SyncFlow AI 시스템 구축 | 논리 데이터 모델 설계서 (EMP_DEG_110 v1.0)</w:t>
     </w:r>
   </w:p>
 </w:hdr>
